--- a/05-项目管理/04-绩效管理/02-ROI测算表.docx
+++ b/05-项目管理/04-绩效管理/02-ROI测算表.docx
@@ -5631,7 +5631,7 @@
           <w:i w:val="0"/>
           <w:sz w:val="32"/>
         </w:rPr>
-        <w:t>5. 紧固件企业ROI测算示例</w:t>
+        <w:t>5. 制造企业ROI测算示例</w:t>
       </w:r>
     </w:p>
     <w:p>
@@ -5810,7 +5810,9 @@
             <w:tcW w:type="dxa" w:w="4150"/>
           </w:tcPr>
           <w:p>
-            <w:r/>
+            <w:r>
+              <w:t>标准产品（工件、工件、工件）</w:t>
+            </w:r>
             <w:r>
               <w:rPr>
                 <w:rFonts w:ascii="SimSun" w:hAnsi="SimSun"/>
@@ -5818,7 +5820,6 @@
                 <w:i w:val="0"/>
                 <w:sz w:val="20"/>
               </w:rPr>
-              <w:t>标准紧固件（螺栓、螺母、螺钉）</w:t>
             </w:r>
           </w:p>
         </w:tc>
